--- a/Knowledge/3-Work knowledge/1-Software Engineering/1-Software Engineering Fundamentals/5-My Source/4-Networks Devices/1-Types of Routers/4-Core Router.docx
+++ b/Knowledge/3-Work knowledge/1-Software Engineering/1-Software Engineering Fundamentals/5-My Source/4-Networks Devices/1-Types of Routers/4-Core Router.docx
@@ -4,67 +4,39 @@
   <w:body>
     <w:p>
       <w:pPr>
-        <w:keepNext/>
-        <w:keepLines/>
-        <w:spacing w:before="400" w:after="120" w:line="276" w:lineRule="auto"/>
-        <w:outlineLvl w:val="0"/>
-        <w:rPr>
-          <w:rFonts w:ascii="Arial" w:eastAsia="Arial" w:hAnsi="Arial" w:cs="Arial"/>
-          <w:kern w:val="0"/>
-          <w:sz w:val="40"/>
-          <w:szCs w:val="40"/>
-          <w:lang w:val="en"/>
-          <w14:ligatures w14:val="none"/>
+        <w:pStyle w:val="Heading1"/>
+        <w:rPr>
+          <w:rFonts w:eastAsia="Arial"/>
+          <w:lang w:val="en"/>
         </w:rPr>
       </w:pPr>
       <w:bookmarkStart w:id="0" w:name="_8u0hvicci57c" w:colFirst="0" w:colLast="0"/>
       <w:bookmarkEnd w:id="0"/>
       <w:r>
         <w:rPr>
-          <w:rFonts w:ascii="Arial" w:eastAsia="Arial" w:hAnsi="Arial" w:cs="Arial"/>
-          <w:kern w:val="0"/>
-          <w:sz w:val="40"/>
-          <w:szCs w:val="40"/>
-          <w:lang w:val="en"/>
-          <w14:ligatures w14:val="none"/>
+          <w:rFonts w:eastAsia="Arial"/>
+          <w:lang w:val="en"/>
         </w:rPr>
         <w:t>Core Router</w:t>
       </w:r>
     </w:p>
     <w:p>
       <w:pPr>
-        <w:spacing w:before="280" w:after="120" w:line="276" w:lineRule="auto"/>
-        <w:outlineLvl w:val="1"/>
-        <w:rPr>
-          <w:rFonts w:ascii="Arial" w:eastAsia="Arial" w:hAnsi="Arial" w:cs="Arial"/>
-          <w:kern w:val="0"/>
-          <w:sz w:val="32"/>
-          <w:szCs w:val="32"/>
-          <w:lang w:val="en"/>
-          <w14:ligatures w14:val="none"/>
-        </w:rPr>
+        <w:pStyle w:val="Heading2"/>
       </w:pPr>
       <w:bookmarkStart w:id="1" w:name="_glo92eteth7q" w:colFirst="0" w:colLast="0"/>
       <w:bookmarkEnd w:id="1"/>
       <w:r>
         <w:rPr>
           <w:rFonts w:ascii="Segoe UI Emoji" w:eastAsia="Arial" w:hAnsi="Segoe UI Emoji" w:cs="Segoe UI Emoji"/>
-          <w:kern w:val="0"/>
-          <w:sz w:val="32"/>
-          <w:szCs w:val="32"/>
-          <w:lang w:val="en"/>
-          <w14:ligatures w14:val="none"/>
+          <w:lang w:val="en"/>
         </w:rPr>
         <w:t>🌐</w:t>
       </w:r>
       <w:r>
         <w:rPr>
-          <w:rFonts w:ascii="Arial" w:eastAsia="Arial" w:hAnsi="Arial" w:cs="Arial"/>
-          <w:kern w:val="0"/>
-          <w:sz w:val="32"/>
-          <w:szCs w:val="32"/>
-          <w:lang w:val="en"/>
-          <w14:ligatures w14:val="none"/>
+          <w:rFonts w:eastAsia="Arial"/>
+          <w:lang w:val="en"/>
         </w:rPr>
         <w:t xml:space="preserve"> What is a Core Router?</w:t>
       </w:r>
@@ -106,6 +78,7 @@
         </w:rPr>
         <w:t xml:space="preserve">: </w:t>
       </w:r>
+      <w:proofErr w:type="spellStart"/>
       <w:r>
         <w:rPr>
           <w:rFonts w:ascii="Arial" w:eastAsia="Arial" w:hAnsi="Arial" w:cs="Arial"/>
@@ -117,7 +90,21 @@
           <w:lang w:val="en"/>
           <w14:ligatures w14:val="none"/>
         </w:rPr>
-        <w:t>Chatgpt (GPT</w:t>
+        <w:t>Chatgpt</w:t>
+      </w:r>
+      <w:proofErr w:type="spellEnd"/>
+      <w:r>
+        <w:rPr>
+          <w:rFonts w:ascii="Arial" w:eastAsia="Arial" w:hAnsi="Arial" w:cs="Arial"/>
+          <w:b/>
+          <w:kern w:val="0"/>
+          <w:sz w:val="22"/>
+          <w:szCs w:val="22"/>
+          <w:highlight w:val="darkGray"/>
+          <w:lang w:val="en"/>
+          <w14:ligatures w14:val="none"/>
+        </w:rPr>
+        <w:t xml:space="preserve"> (GPT</w:t>
       </w:r>
       <w:r>
         <w:rPr>
@@ -332,7 +319,33 @@
           <w:lang w:val="en"/>
           <w14:ligatures w14:val="none"/>
         </w:rPr>
-        <w:t>terabit-per-second (Tbps)</w:t>
+        <w:t>terabit-per-second (</w:t>
+      </w:r>
+      <w:proofErr w:type="spellStart"/>
+      <w:r>
+        <w:rPr>
+          <w:rFonts w:ascii="Roboto Mono" w:eastAsia="Roboto Mono" w:hAnsi="Roboto Mono" w:cs="Arial"/>
+          <w:b/>
+          <w:bCs/>
+          <w:kern w:val="0"/>
+          <w:szCs w:val="22"/>
+          <w:lang w:val="en"/>
+          <w14:ligatures w14:val="none"/>
+        </w:rPr>
+        <w:t>Tbps</w:t>
+      </w:r>
+      <w:proofErr w:type="spellEnd"/>
+      <w:r>
+        <w:rPr>
+          <w:rFonts w:ascii="Roboto Mono" w:eastAsia="Roboto Mono" w:hAnsi="Roboto Mono" w:cs="Arial"/>
+          <w:b/>
+          <w:bCs/>
+          <w:kern w:val="0"/>
+          <w:szCs w:val="22"/>
+          <w:lang w:val="en"/>
+          <w14:ligatures w14:val="none"/>
+        </w:rPr>
+        <w:t>)</w:t>
       </w:r>
       <w:r>
         <w:rPr>
@@ -372,38 +385,21 @@
     </w:p>
     <w:p>
       <w:pPr>
-        <w:spacing w:before="280" w:after="120" w:line="276" w:lineRule="auto"/>
-        <w:outlineLvl w:val="1"/>
-        <w:rPr>
-          <w:rFonts w:ascii="Arial" w:eastAsia="Arial" w:hAnsi="Arial" w:cs="Arial"/>
-          <w:kern w:val="0"/>
-          <w:sz w:val="32"/>
-          <w:szCs w:val="32"/>
-          <w:lang w:val="en"/>
-          <w14:ligatures w14:val="none"/>
-        </w:rPr>
+        <w:pStyle w:val="Heading2"/>
       </w:pPr>
       <w:bookmarkStart w:id="2" w:name="_y25pulgq1jp6" w:colFirst="0" w:colLast="0"/>
       <w:bookmarkEnd w:id="2"/>
       <w:r>
         <w:rPr>
           <w:rFonts w:ascii="Segoe UI Emoji" w:eastAsia="Arial" w:hAnsi="Segoe UI Emoji" w:cs="Segoe UI Emoji"/>
-          <w:kern w:val="0"/>
-          <w:sz w:val="32"/>
-          <w:szCs w:val="32"/>
-          <w:lang w:val="en"/>
-          <w14:ligatures w14:val="none"/>
+          <w:lang w:val="en"/>
         </w:rPr>
         <w:t>🔧</w:t>
       </w:r>
       <w:r>
         <w:rPr>
-          <w:rFonts w:ascii="Arial" w:eastAsia="Arial" w:hAnsi="Arial" w:cs="Arial"/>
-          <w:kern w:val="0"/>
-          <w:sz w:val="32"/>
-          <w:szCs w:val="32"/>
-          <w:lang w:val="en"/>
-          <w14:ligatures w14:val="none"/>
+          <w:rFonts w:eastAsia="Arial"/>
+          <w:lang w:val="en"/>
         </w:rPr>
         <w:t xml:space="preserve"> Key Characteristics of Core Routers</w:t>
       </w:r>
@@ -448,6 +444,7 @@
         </w:rPr>
         <w:t xml:space="preserve">: </w:t>
       </w:r>
+      <w:proofErr w:type="spellStart"/>
       <w:r>
         <w:rPr>
           <w:rFonts w:ascii="Arial" w:eastAsia="Arial" w:hAnsi="Arial" w:cs="Arial"/>
@@ -459,7 +456,21 @@
           <w:lang w:val="en"/>
           <w14:ligatures w14:val="none"/>
         </w:rPr>
-        <w:t>Chatgpt (GPT</w:t>
+        <w:t>Chatgpt</w:t>
+      </w:r>
+      <w:proofErr w:type="spellEnd"/>
+      <w:r>
+        <w:rPr>
+          <w:rFonts w:ascii="Arial" w:eastAsia="Arial" w:hAnsi="Arial" w:cs="Arial"/>
+          <w:b/>
+          <w:kern w:val="0"/>
+          <w:sz w:val="22"/>
+          <w:szCs w:val="22"/>
+          <w:highlight w:val="darkGray"/>
+          <w:lang w:val="en"/>
+          <w14:ligatures w14:val="none"/>
+        </w:rPr>
+        <w:t xml:space="preserve"> (GPT</w:t>
       </w:r>
       <w:r>
         <w:rPr>
@@ -820,6 +831,7 @@
                 <w:lang w:val="en"/>
                 <w14:ligatures w14:val="none"/>
               </w:rPr>
+              <w:lastRenderedPageBreak/>
               <w:t>Backbone Routing</w:t>
             </w:r>
           </w:p>
@@ -1307,15 +1319,10 @@
     </w:p>
     <w:p>
       <w:pPr>
-        <w:spacing w:before="280" w:after="120" w:line="276" w:lineRule="auto"/>
-        <w:outlineLvl w:val="1"/>
-        <w:rPr>
-          <w:rFonts w:ascii="Arial" w:eastAsia="Arial" w:hAnsi="Arial" w:cs="Arial"/>
-          <w:kern w:val="0"/>
-          <w:sz w:val="32"/>
-          <w:szCs w:val="32"/>
-          <w:lang w:val="en"/>
-          <w14:ligatures w14:val="none"/>
+        <w:pStyle w:val="Heading2"/>
+        <w:rPr>
+          <w:rFonts w:eastAsia="Arial"/>
+          <w:lang w:val="en"/>
         </w:rPr>
       </w:pPr>
       <w:bookmarkStart w:id="3" w:name="_yeqo1qyqp697" w:colFirst="0" w:colLast="0"/>
@@ -1323,22 +1330,14 @@
       <w:r>
         <w:rPr>
           <w:rFonts w:ascii="Segoe UI Emoji" w:eastAsia="Arial" w:hAnsi="Segoe UI Emoji" w:cs="Segoe UI Emoji"/>
-          <w:kern w:val="0"/>
-          <w:sz w:val="32"/>
-          <w:szCs w:val="32"/>
-          <w:lang w:val="en"/>
-          <w14:ligatures w14:val="none"/>
+          <w:lang w:val="en"/>
         </w:rPr>
         <w:t>🛠️</w:t>
       </w:r>
       <w:r>
         <w:rPr>
-          <w:rFonts w:ascii="Arial" w:eastAsia="Arial" w:hAnsi="Arial" w:cs="Arial"/>
-          <w:kern w:val="0"/>
-          <w:sz w:val="32"/>
-          <w:szCs w:val="32"/>
-          <w:lang w:val="en"/>
-          <w14:ligatures w14:val="none"/>
+          <w:rFonts w:eastAsia="Arial"/>
+          <w:lang w:val="en"/>
         </w:rPr>
         <w:t xml:space="preserve"> Where It’s Used</w:t>
       </w:r>
@@ -1380,6 +1379,7 @@
         </w:rPr>
         <w:t xml:space="preserve">: </w:t>
       </w:r>
+      <w:proofErr w:type="spellStart"/>
       <w:r>
         <w:rPr>
           <w:rFonts w:ascii="Arial" w:eastAsia="Arial" w:hAnsi="Arial" w:cs="Arial"/>
@@ -1391,7 +1391,21 @@
           <w:lang w:val="en"/>
           <w14:ligatures w14:val="none"/>
         </w:rPr>
-        <w:t>Chatgpt (GPT</w:t>
+        <w:t>Chatgpt</w:t>
+      </w:r>
+      <w:proofErr w:type="spellEnd"/>
+      <w:r>
+        <w:rPr>
+          <w:rFonts w:ascii="Arial" w:eastAsia="Arial" w:hAnsi="Arial" w:cs="Arial"/>
+          <w:b/>
+          <w:kern w:val="0"/>
+          <w:sz w:val="22"/>
+          <w:szCs w:val="22"/>
+          <w:highlight w:val="darkGray"/>
+          <w:lang w:val="en"/>
+          <w14:ligatures w14:val="none"/>
+        </w:rPr>
+        <w:t xml:space="preserve"> (GPT</w:t>
       </w:r>
       <w:r>
         <w:rPr>
@@ -1659,15 +1673,10 @@
     </w:p>
     <w:p>
       <w:pPr>
-        <w:spacing w:before="280" w:after="120" w:line="276" w:lineRule="auto"/>
-        <w:outlineLvl w:val="1"/>
-        <w:rPr>
-          <w:rFonts w:ascii="Arial" w:eastAsia="Arial" w:hAnsi="Arial" w:cs="Arial"/>
-          <w:kern w:val="0"/>
-          <w:sz w:val="32"/>
-          <w:szCs w:val="32"/>
-          <w:lang w:val="en"/>
-          <w14:ligatures w14:val="none"/>
+        <w:pStyle w:val="Heading2"/>
+        <w:rPr>
+          <w:rFonts w:eastAsia="Arial"/>
+          <w:lang w:val="en"/>
         </w:rPr>
       </w:pPr>
       <w:bookmarkStart w:id="4" w:name="_jg5fjboh6eha" w:colFirst="0" w:colLast="0"/>
@@ -1675,22 +1684,14 @@
       <w:r>
         <w:rPr>
           <w:rFonts w:ascii="Segoe UI Emoji" w:eastAsia="Arial" w:hAnsi="Segoe UI Emoji" w:cs="Segoe UI Emoji"/>
-          <w:kern w:val="0"/>
-          <w:sz w:val="32"/>
-          <w:szCs w:val="32"/>
-          <w:lang w:val="en"/>
-          <w14:ligatures w14:val="none"/>
+          <w:lang w:val="en"/>
         </w:rPr>
         <w:t>📶</w:t>
       </w:r>
       <w:r>
         <w:rPr>
-          <w:rFonts w:ascii="Arial" w:eastAsia="Arial" w:hAnsi="Arial" w:cs="Arial"/>
-          <w:kern w:val="0"/>
-          <w:sz w:val="32"/>
-          <w:szCs w:val="32"/>
-          <w:lang w:val="en"/>
-          <w14:ligatures w14:val="none"/>
+          <w:rFonts w:eastAsia="Arial"/>
+          <w:lang w:val="en"/>
         </w:rPr>
         <w:t xml:space="preserve"> Network Layers: Where Core Routers Fit</w:t>
       </w:r>
@@ -1735,6 +1736,7 @@
         </w:rPr>
         <w:t xml:space="preserve">: </w:t>
       </w:r>
+      <w:proofErr w:type="spellStart"/>
       <w:r>
         <w:rPr>
           <w:rFonts w:ascii="Arial" w:eastAsia="Arial" w:hAnsi="Arial" w:cs="Arial"/>
@@ -1746,7 +1748,21 @@
           <w:lang w:val="en"/>
           <w14:ligatures w14:val="none"/>
         </w:rPr>
-        <w:t>Chatgpt (GPT</w:t>
+        <w:t>Chatgpt</w:t>
+      </w:r>
+      <w:proofErr w:type="spellEnd"/>
+      <w:r>
+        <w:rPr>
+          <w:rFonts w:ascii="Arial" w:eastAsia="Arial" w:hAnsi="Arial" w:cs="Arial"/>
+          <w:b/>
+          <w:kern w:val="0"/>
+          <w:sz w:val="22"/>
+          <w:szCs w:val="22"/>
+          <w:highlight w:val="darkGray"/>
+          <w:lang w:val="en"/>
+          <w14:ligatures w14:val="none"/>
+        </w:rPr>
+        <w:t xml:space="preserve"> (GPT</w:t>
       </w:r>
       <w:r>
         <w:rPr>
@@ -1797,6 +1813,7 @@
           <w:lang w:val="en"/>
           <w14:ligatures w14:val="none"/>
         </w:rPr>
+        <w:lastRenderedPageBreak/>
         <w:drawing>
           <wp:inline distT="114300" distB="114300" distL="114300" distR="114300" wp14:anchorId="7DF76EDD" wp14:editId="18651850">
             <wp:extent cx="5943600" cy="1803400"/>
@@ -1923,7 +1940,29 @@
           <w:lang w:val="en"/>
           <w14:ligatures w14:val="none"/>
         </w:rPr>
-        <w:t xml:space="preserve">[Core Routers]     </w:t>
+        <w:t xml:space="preserve">[Core </w:t>
+      </w:r>
+      <w:proofErr w:type="gramStart"/>
+      <w:r>
+        <w:rPr>
+          <w:rFonts w:ascii="Roboto Mono" w:eastAsia="Roboto Mono" w:hAnsi="Roboto Mono" w:cs="Arial Unicode MS"/>
+          <w:kern w:val="0"/>
+          <w:szCs w:val="22"/>
+          <w:lang w:val="en"/>
+          <w14:ligatures w14:val="none"/>
+        </w:rPr>
+        <w:t xml:space="preserve">Routers]   </w:t>
+      </w:r>
+      <w:proofErr w:type="gramEnd"/>
+      <w:r>
+        <w:rPr>
+          <w:rFonts w:ascii="Roboto Mono" w:eastAsia="Roboto Mono" w:hAnsi="Roboto Mono" w:cs="Arial Unicode MS"/>
+          <w:kern w:val="0"/>
+          <w:szCs w:val="22"/>
+          <w:lang w:val="en"/>
+          <w14:ligatures w14:val="none"/>
+        </w:rPr>
+        <w:t xml:space="preserve">  </w:t>
       </w:r>
       <w:r>
         <w:rPr>
@@ -1943,7 +1982,29 @@
           <w:lang w:val="en"/>
           <w14:ligatures w14:val="none"/>
         </w:rPr>
-        <w:t xml:space="preserve"> High-speed routing (Tbps)</w:t>
+        <w:t xml:space="preserve"> High-speed routing (</w:t>
+      </w:r>
+      <w:proofErr w:type="spellStart"/>
+      <w:r>
+        <w:rPr>
+          <w:rFonts w:ascii="Roboto Mono" w:eastAsia="Roboto Mono" w:hAnsi="Roboto Mono" w:cs="Arial Unicode MS"/>
+          <w:kern w:val="0"/>
+          <w:szCs w:val="22"/>
+          <w:lang w:val="en"/>
+          <w14:ligatures w14:val="none"/>
+        </w:rPr>
+        <w:t>Tbps</w:t>
+      </w:r>
+      <w:proofErr w:type="spellEnd"/>
+      <w:r>
+        <w:rPr>
+          <w:rFonts w:ascii="Roboto Mono" w:eastAsia="Roboto Mono" w:hAnsi="Roboto Mono" w:cs="Arial Unicode MS"/>
+          <w:kern w:val="0"/>
+          <w:szCs w:val="22"/>
+          <w:lang w:val="en"/>
+          <w14:ligatures w14:val="none"/>
+        </w:rPr>
+        <w:t>)</w:t>
       </w:r>
     </w:p>
     <w:p>
@@ -1999,7 +2060,29 @@
           <w:lang w:val="en"/>
           <w14:ligatures w14:val="none"/>
         </w:rPr>
-        <w:t xml:space="preserve">[Edge Routers]     </w:t>
+        <w:t xml:space="preserve">[Edge </w:t>
+      </w:r>
+      <w:proofErr w:type="gramStart"/>
+      <w:r>
+        <w:rPr>
+          <w:rFonts w:ascii="Roboto Mono" w:eastAsia="Roboto Mono" w:hAnsi="Roboto Mono" w:cs="Arial Unicode MS"/>
+          <w:kern w:val="0"/>
+          <w:szCs w:val="22"/>
+          <w:lang w:val="en"/>
+          <w14:ligatures w14:val="none"/>
+        </w:rPr>
+        <w:t xml:space="preserve">Routers]   </w:t>
+      </w:r>
+      <w:proofErr w:type="gramEnd"/>
+      <w:r>
+        <w:rPr>
+          <w:rFonts w:ascii="Roboto Mono" w:eastAsia="Roboto Mono" w:hAnsi="Roboto Mono" w:cs="Arial Unicode MS"/>
+          <w:kern w:val="0"/>
+          <w:szCs w:val="22"/>
+          <w:lang w:val="en"/>
+          <w14:ligatures w14:val="none"/>
+        </w:rPr>
+        <w:t xml:space="preserve">  </w:t>
       </w:r>
       <w:r>
         <w:rPr>
@@ -2075,8 +2158,20 @@
           <w:lang w:val="en"/>
           <w14:ligatures w14:val="none"/>
         </w:rPr>
-        <w:t xml:space="preserve">[Access Routers]   </w:t>
-      </w:r>
+        <w:t xml:space="preserve">[Access </w:t>
+      </w:r>
+      <w:proofErr w:type="gramStart"/>
+      <w:r>
+        <w:rPr>
+          <w:rFonts w:ascii="Roboto Mono" w:eastAsia="Roboto Mono" w:hAnsi="Roboto Mono" w:cs="Arial Unicode MS"/>
+          <w:kern w:val="0"/>
+          <w:szCs w:val="22"/>
+          <w:lang w:val="en"/>
+          <w14:ligatures w14:val="none"/>
+        </w:rPr>
+        <w:t xml:space="preserve">Routers]   </w:t>
+      </w:r>
+      <w:proofErr w:type="gramEnd"/>
       <w:r>
         <w:rPr>
           <w:rFonts w:ascii="Arial" w:eastAsia="Roboto Mono" w:hAnsi="Arial" w:cs="Arial"/>
@@ -2138,15 +2233,10 @@
     </w:p>
     <w:p>
       <w:pPr>
-        <w:spacing w:before="280" w:after="120" w:line="276" w:lineRule="auto"/>
-        <w:outlineLvl w:val="1"/>
-        <w:rPr>
-          <w:rFonts w:ascii="Arial" w:eastAsia="Arial" w:hAnsi="Arial" w:cs="Arial"/>
-          <w:kern w:val="0"/>
-          <w:sz w:val="32"/>
-          <w:szCs w:val="32"/>
-          <w:lang w:val="en"/>
-          <w14:ligatures w14:val="none"/>
+        <w:pStyle w:val="Heading2"/>
+        <w:rPr>
+          <w:rFonts w:eastAsia="Arial"/>
+          <w:lang w:val="en"/>
         </w:rPr>
       </w:pPr>
       <w:bookmarkStart w:id="5" w:name="_v8g5nac4zatp" w:colFirst="0" w:colLast="0"/>
@@ -2154,22 +2244,14 @@
       <w:r>
         <w:rPr>
           <w:rFonts w:ascii="Segoe UI Emoji" w:eastAsia="Arial" w:hAnsi="Segoe UI Emoji" w:cs="Segoe UI Emoji"/>
-          <w:kern w:val="0"/>
-          <w:sz w:val="32"/>
-          <w:szCs w:val="32"/>
-          <w:lang w:val="en"/>
-          <w14:ligatures w14:val="none"/>
+          <w:lang w:val="en"/>
         </w:rPr>
         <w:t>🖥️</w:t>
       </w:r>
       <w:r>
         <w:rPr>
-          <w:rFonts w:ascii="Arial" w:eastAsia="Arial" w:hAnsi="Arial" w:cs="Arial"/>
-          <w:kern w:val="0"/>
-          <w:sz w:val="32"/>
-          <w:szCs w:val="32"/>
-          <w:lang w:val="en"/>
-          <w14:ligatures w14:val="none"/>
+          <w:rFonts w:eastAsia="Arial"/>
+          <w:lang w:val="en"/>
         </w:rPr>
         <w:t xml:space="preserve"> Examples of Core Routers</w:t>
       </w:r>
@@ -2214,6 +2296,7 @@
         </w:rPr>
         <w:t xml:space="preserve">: </w:t>
       </w:r>
+      <w:proofErr w:type="spellStart"/>
       <w:r>
         <w:rPr>
           <w:rFonts w:ascii="Arial" w:eastAsia="Arial" w:hAnsi="Arial" w:cs="Arial"/>
@@ -2225,7 +2308,21 @@
           <w:lang w:val="en"/>
           <w14:ligatures w14:val="none"/>
         </w:rPr>
-        <w:t>Chatgpt (GPT</w:t>
+        <w:t>Chatgpt</w:t>
+      </w:r>
+      <w:proofErr w:type="spellEnd"/>
+      <w:r>
+        <w:rPr>
+          <w:rFonts w:ascii="Arial" w:eastAsia="Arial" w:hAnsi="Arial" w:cs="Arial"/>
+          <w:b/>
+          <w:kern w:val="0"/>
+          <w:sz w:val="22"/>
+          <w:szCs w:val="22"/>
+          <w:highlight w:val="darkGray"/>
+          <w:lang w:val="en"/>
+          <w14:ligatures w14:val="none"/>
+        </w:rPr>
+        <w:t xml:space="preserve"> (GPT</w:t>
       </w:r>
       <w:r>
         <w:rPr>
@@ -2651,6 +2748,7 @@
                 <w:lang w:val="en"/>
                 <w14:ligatures w14:val="none"/>
               </w:rPr>
+              <w:lastRenderedPageBreak/>
               <w:t>Huawei</w:t>
             </w:r>
           </w:p>
@@ -2811,15 +2909,10 @@
     </w:p>
     <w:p>
       <w:pPr>
-        <w:spacing w:before="280" w:after="120" w:line="276" w:lineRule="auto"/>
-        <w:outlineLvl w:val="1"/>
-        <w:rPr>
-          <w:rFonts w:ascii="Arial" w:eastAsia="Arial" w:hAnsi="Arial" w:cs="Arial"/>
-          <w:kern w:val="0"/>
-          <w:sz w:val="32"/>
-          <w:szCs w:val="32"/>
-          <w:lang w:val="en"/>
-          <w14:ligatures w14:val="none"/>
+        <w:pStyle w:val="Heading2"/>
+        <w:rPr>
+          <w:rFonts w:eastAsia="Arial"/>
+          <w:lang w:val="en"/>
         </w:rPr>
       </w:pPr>
       <w:bookmarkStart w:id="6" w:name="_r9ua0pn6h70d" w:colFirst="0" w:colLast="0"/>
@@ -2827,22 +2920,14 @@
       <w:r>
         <w:rPr>
           <w:rFonts w:ascii="Segoe UI Emoji" w:eastAsia="Arial" w:hAnsi="Segoe UI Emoji" w:cs="Segoe UI Emoji"/>
-          <w:kern w:val="0"/>
-          <w:sz w:val="32"/>
-          <w:szCs w:val="32"/>
-          <w:lang w:val="en"/>
-          <w14:ligatures w14:val="none"/>
+          <w:lang w:val="en"/>
         </w:rPr>
         <w:t>🆚</w:t>
       </w:r>
       <w:r>
         <w:rPr>
-          <w:rFonts w:ascii="Arial" w:eastAsia="Arial" w:hAnsi="Arial" w:cs="Arial"/>
-          <w:kern w:val="0"/>
-          <w:sz w:val="32"/>
-          <w:szCs w:val="32"/>
-          <w:lang w:val="en"/>
-          <w14:ligatures w14:val="none"/>
+          <w:rFonts w:eastAsia="Arial"/>
+          <w:lang w:val="en"/>
         </w:rPr>
         <w:t xml:space="preserve"> Core Router vs Enterprise Router</w:t>
       </w:r>
@@ -2887,6 +2972,7 @@
         </w:rPr>
         <w:t xml:space="preserve">: </w:t>
       </w:r>
+      <w:proofErr w:type="spellStart"/>
       <w:r>
         <w:rPr>
           <w:rFonts w:ascii="Arial" w:eastAsia="Arial" w:hAnsi="Arial" w:cs="Arial"/>
@@ -2898,7 +2984,21 @@
           <w:lang w:val="en"/>
           <w14:ligatures w14:val="none"/>
         </w:rPr>
-        <w:t>Chatgpt (GPT</w:t>
+        <w:t>Chatgpt</w:t>
+      </w:r>
+      <w:proofErr w:type="spellEnd"/>
+      <w:r>
+        <w:rPr>
+          <w:rFonts w:ascii="Arial" w:eastAsia="Arial" w:hAnsi="Arial" w:cs="Arial"/>
+          <w:b/>
+          <w:kern w:val="0"/>
+          <w:sz w:val="22"/>
+          <w:szCs w:val="22"/>
+          <w:highlight w:val="darkGray"/>
+          <w:lang w:val="en"/>
+          <w14:ligatures w14:val="none"/>
+        </w:rPr>
+        <w:t xml:space="preserve"> (GPT</w:t>
       </w:r>
       <w:r>
         <w:rPr>
@@ -3357,7 +3457,29 @@
                 <w:lang w:val="en"/>
                 <w14:ligatures w14:val="none"/>
               </w:rPr>
-              <w:t>Extremely high (Tbps)</w:t>
+              <w:t>Extremely high (</w:t>
+            </w:r>
+            <w:proofErr w:type="spellStart"/>
+            <w:r>
+              <w:rPr>
+                <w:rFonts w:ascii="Roboto Mono" w:eastAsia="Roboto Mono" w:hAnsi="Roboto Mono" w:cs="Arial"/>
+                <w:kern w:val="0"/>
+                <w:szCs w:val="22"/>
+                <w:lang w:val="en"/>
+                <w14:ligatures w14:val="none"/>
+              </w:rPr>
+              <w:t>Tbps</w:t>
+            </w:r>
+            <w:proofErr w:type="spellEnd"/>
+            <w:r>
+              <w:rPr>
+                <w:rFonts w:ascii="Roboto Mono" w:eastAsia="Roboto Mono" w:hAnsi="Roboto Mono" w:cs="Arial"/>
+                <w:kern w:val="0"/>
+                <w:szCs w:val="22"/>
+                <w:lang w:val="en"/>
+                <w14:ligatures w14:val="none"/>
+              </w:rPr>
+              <w:t>)</w:t>
             </w:r>
           </w:p>
         </w:tc>
@@ -4421,7 +4543,6 @@
     <w:next w:val="Normal"/>
     <w:link w:val="Heading2Char"/>
     <w:uiPriority w:val="9"/>
-    <w:semiHidden/>
     <w:unhideWhenUsed/>
     <w:qFormat/>
     <w:rsid w:val="004D7985"/>
@@ -4638,7 +4759,6 @@
     <w:basedOn w:val="DefaultParagraphFont"/>
     <w:link w:val="Heading2"/>
     <w:uiPriority w:val="9"/>
-    <w:semiHidden/>
     <w:rsid w:val="004D7985"/>
     <w:rPr>
       <w:rFonts w:asciiTheme="majorHAnsi" w:eastAsiaTheme="majorEastAsia" w:hAnsiTheme="majorHAnsi" w:cstheme="majorBidi"/>
